--- a/binder_source_ordered/103_S1_1.3_Governance_Lifecycle_Concepts.docx
+++ b/binder_source_ordered/103_S1_1.3_Governance_Lifecycle_Concepts.docx
@@ -3338,7 +3338,7 @@
                 <w:color w:val="1F2A37"/>
                 <w:sz w:val="15"/>
               </w:rPr>
-              <w:t>Evidence steward, control owner, internal assurance or compliance lead.</w:t>
+              <w:t>Evidence steward, control owner, internal confidence or compliance lead.</w:t>
             </w:r>
           </w:p>
         </w:tc>
@@ -3861,7 +3861,7 @@
                 <w:color w:val="1F2A37"/>
                 <w:sz w:val="15"/>
               </w:rPr>
-              <w:t>Control evidence gives false assurance because it no longer represents the governed activity.</w:t>
+              <w:t>Control evidence gives false confidence because it no longer represents the governed activity.</w:t>
             </w:r>
           </w:p>
         </w:tc>
@@ -5471,7 +5471,7 @@
                 <w:color w:val="1F2A37"/>
                 <w:sz w:val="15"/>
               </w:rPr>
-              <w:t>Evidence is produced for audit, customer inquiry, executive review, accreditation, or internal assurance.</w:t>
+              <w:t>Evidence is produced for audit, customer inquiry, executive review, accreditation, or internal confidence.</w:t>
             </w:r>
           </w:p>
         </w:tc>
@@ -5721,7 +5721,7 @@
                 <w:color w:val="1F2A37"/>
                 <w:sz w:val="15"/>
               </w:rPr>
-              <w:t>Obsolete evidence may be mistaken for current assurance if retirement is not documented.</w:t>
+              <w:t>Obsolete evidence may be mistaken for current confidence if retirement is not documented.</w:t>
             </w:r>
           </w:p>
         </w:tc>
@@ -6351,7 +6351,7 @@
                 <w:color w:val="1F2A37"/>
                 <w:sz w:val="15"/>
               </w:rPr>
-              <w:t>Ignoring drift preserves apparent stability while assurance quality declines.</w:t>
+              <w:t>Ignoring drift preserves apparent stability while confidence quality declines.</w:t>
             </w:r>
           </w:p>
         </w:tc>
@@ -6802,7 +6802,7 @@
           <w:color w:val="1F2A37"/>
           <w:sz w:val="20"/>
         </w:rPr>
-        <w:t>The organization treats initial governance approval as durable assurance even after systems, vendors, staffing, or customer commitments change.</w:t>
+        <w:t>The organization treats initial governance approval as durable confidence even after systems, vendors, staffing, or customer commitments change.</w:t>
       </w:r>
     </w:p>
     <w:p>
